--- a/tillsyn/A 54325-2021 tillsynsbegäran.docx
+++ b/tillsyn/A 54325-2021 tillsynsbegäran.docx
@@ -22,7 +22,7 @@
       <w:r>
         <w:drawing>
           <wp:inline xmlns:a="http://schemas.openxmlformats.org/drawingml/2006/main" xmlns:pic="http://schemas.openxmlformats.org/drawingml/2006/picture">
-            <wp:extent cx="5486400" cy="5718299"/>
+            <wp:extent cx="5169721" cy="5724000"/>
             <wp:docPr id="1" name="Picture 1"/>
             <wp:cNvGraphicFramePr>
               <a:graphicFrameLocks noChangeAspect="1"/>
@@ -43,7 +43,7 @@
                   <pic:spPr>
                     <a:xfrm>
                       <a:off x="0" y="0"/>
-                      <a:ext cx="5486400" cy="5718299"/>
+                      <a:ext cx="5169721" cy="5724000"/>
                     </a:xfrm>
                     <a:prstGeom prst="rect"/>
                   </pic:spPr>
@@ -65,7 +65,7 @@
     </w:p>
     <w:p>
       <w:r>
-        <w:t>I avverkningsanmälan finns fynd av 1 naturvårdsarter, varav 1 är typisk (T): ängskovall (T). Se Figur 1.</w:t>
+        <w:t>I avverkningsanmälan finns fynd av 4 naturvårdsarter, varav 2 är rödlistade och 2 är typiska (T): gullklöver (NT), jungfrulin (NT), humleblomster (T) och ängskovall (T). Se Figur 1.</w:t>
       </w:r>
     </w:p>
     <w:p>
@@ -97,6 +97,26 @@
     <w:p>
       <w:r>
         <w:t>Nedan följer beskrivningar av de naturvårdsarter och fridlysta arter som har sina livsmiljöer och växtplatser i den avverkningsanmälda skogen. De påträffade naturvårdsarterna är ett tydligt kvitto på att det rör sig om en skog med höga naturvärden.</w:t>
+      </w:r>
+    </w:p>
+    <w:p>
+      <w:r>
+        <w:rPr>
+          <w:b/>
+        </w:rPr>
+        <w:t>Humleblomster</w:t>
+      </w:r>
+      <w:r>
+        <w:t xml:space="preserve"> är typisk art för </w:t>
+      </w:r>
+      <w:r>
+        <w:rPr>
+          <w:i/>
+        </w:rPr>
+        <w:t xml:space="preserve">9040 Fjällbjörkskog </w:t>
+      </w:r>
+      <w:r>
+        <w:t>(SLU Artdatabanken, 2025).</w:t>
       </w:r>
     </w:p>
     <w:p>
@@ -247,7 +267,7 @@
     <w:r>
       <w:tab/>
       <w:tab/>
-      <w:t>2026-06-29</w:t>
+      <w:t>2026-06-30</w:t>
       <w:br/>
       <w:br/>
     </w:r>

--- a/tillsyn/A 54325-2021 tillsynsbegäran.docx
+++ b/tillsyn/A 54325-2021 tillsynsbegäran.docx
@@ -267,7 +267,7 @@
     <w:r>
       <w:tab/>
       <w:tab/>
-      <w:t>2026-06-30</w:t>
+      <w:t>2026-07-01</w:t>
       <w:br/>
       <w:br/>
     </w:r>

--- a/tillsyn/A 54325-2021 tillsynsbegäran.docx
+++ b/tillsyn/A 54325-2021 tillsynsbegäran.docx
@@ -267,7 +267,7 @@
     <w:r>
       <w:tab/>
       <w:tab/>
-      <w:t>2026-07-01</w:t>
+      <w:t>2026-07-02</w:t>
       <w:br/>
       <w:br/>
     </w:r>

--- a/tillsyn/A 54325-2021 tillsynsbegäran.docx
+++ b/tillsyn/A 54325-2021 tillsynsbegäran.docx
@@ -267,7 +267,7 @@
     <w:r>
       <w:tab/>
       <w:tab/>
-      <w:t>2026-07-13</w:t>
+      <w:t>2026-07-14</w:t>
       <w:br/>
       <w:br/>
     </w:r>

--- a/tillsyn/A 54325-2021 tillsynsbegäran.docx
+++ b/tillsyn/A 54325-2021 tillsynsbegäran.docx
@@ -267,7 +267,7 @@
     <w:r>
       <w:tab/>
       <w:tab/>
-      <w:t>2026-07-14</w:t>
+      <w:t>2026-07-15</w:t>
       <w:br/>
       <w:br/>
     </w:r>

--- a/tillsyn/A 54325-2021 tillsynsbegäran.docx
+++ b/tillsyn/A 54325-2021 tillsynsbegäran.docx
@@ -267,7 +267,7 @@
     <w:r>
       <w:tab/>
       <w:tab/>
-      <w:t>2026-07-15</w:t>
+      <w:t>2026-07-16</w:t>
       <w:br/>
       <w:br/>
     </w:r>

--- a/tillsyn/A 54325-2021 tillsynsbegäran.docx
+++ b/tillsyn/A 54325-2021 tillsynsbegäran.docx
@@ -267,7 +267,7 @@
     <w:r>
       <w:tab/>
       <w:tab/>
-      <w:t>2026-07-16</w:t>
+      <w:t>2026-07-17</w:t>
       <w:br/>
       <w:br/>
     </w:r>

--- a/tillsyn/A 54325-2021 tillsynsbegäran.docx
+++ b/tillsyn/A 54325-2021 tillsynsbegäran.docx
@@ -267,7 +267,7 @@
     <w:r>
       <w:tab/>
       <w:tab/>
-      <w:t>2026-07-17</w:t>
+      <w:t>2026-07-18</w:t>
       <w:br/>
       <w:br/>
     </w:r>

--- a/tillsyn/A 54325-2021 tillsynsbegäran.docx
+++ b/tillsyn/A 54325-2021 tillsynsbegäran.docx
@@ -267,7 +267,7 @@
     <w:r>
       <w:tab/>
       <w:tab/>
-      <w:t>2026-07-18</w:t>
+      <w:t>2026-07-19</w:t>
       <w:br/>
       <w:br/>
     </w:r>

--- a/tillsyn/A 54325-2021 tillsynsbegäran.docx
+++ b/tillsyn/A 54325-2021 tillsynsbegäran.docx
@@ -267,7 +267,7 @@
     <w:r>
       <w:tab/>
       <w:tab/>
-      <w:t>2026-07-19</w:t>
+      <w:t>2026-07-20</w:t>
       <w:br/>
       <w:br/>
     </w:r>

--- a/tillsyn/A 54325-2021 tillsynsbegäran.docx
+++ b/tillsyn/A 54325-2021 tillsynsbegäran.docx
@@ -267,7 +267,7 @@
     <w:r>
       <w:tab/>
       <w:tab/>
-      <w:t>2026-07-20</w:t>
+      <w:t>2026-07-21</w:t>
       <w:br/>
       <w:br/>
     </w:r>

--- a/tillsyn/A 54325-2021 tillsynsbegäran.docx
+++ b/tillsyn/A 54325-2021 tillsynsbegäran.docx
@@ -267,7 +267,7 @@
     <w:r>
       <w:tab/>
       <w:tab/>
-      <w:t>2026-07-21</w:t>
+      <w:t>2026-07-22</w:t>
       <w:br/>
       <w:br/>
     </w:r>

--- a/tillsyn/A 54325-2021 tillsynsbegäran.docx
+++ b/tillsyn/A 54325-2021 tillsynsbegäran.docx
@@ -267,7 +267,7 @@
     <w:r>
       <w:tab/>
       <w:tab/>
-      <w:t>2026-07-22</w:t>
+      <w:t>2026-07-23</w:t>
       <w:br/>
       <w:br/>
     </w:r>

--- a/tillsyn/A 54325-2021 tillsynsbegäran.docx
+++ b/tillsyn/A 54325-2021 tillsynsbegäran.docx
@@ -267,7 +267,7 @@
     <w:r>
       <w:tab/>
       <w:tab/>
-      <w:t>2026-07-23</w:t>
+      <w:t>2026-07-24</w:t>
       <w:br/>
       <w:br/>
     </w:r>

--- a/tillsyn/A 54325-2021 tillsynsbegäran.docx
+++ b/tillsyn/A 54325-2021 tillsynsbegäran.docx
@@ -267,7 +267,7 @@
     <w:r>
       <w:tab/>
       <w:tab/>
-      <w:t>2026-07-24</w:t>
+      <w:t>2026-07-25</w:t>
       <w:br/>
       <w:br/>
     </w:r>

--- a/tillsyn/A 54325-2021 tillsynsbegäran.docx
+++ b/tillsyn/A 54325-2021 tillsynsbegäran.docx
@@ -267,7 +267,7 @@
     <w:r>
       <w:tab/>
       <w:tab/>
-      <w:t>2026-07-25</w:t>
+      <w:t>2026-07-26</w:t>
       <w:br/>
       <w:br/>
     </w:r>

--- a/tillsyn/A 54325-2021 tillsynsbegäran.docx
+++ b/tillsyn/A 54325-2021 tillsynsbegäran.docx
@@ -267,7 +267,7 @@
     <w:r>
       <w:tab/>
       <w:tab/>
-      <w:t>2026-07-26</w:t>
+      <w:t>2026-07-27</w:t>
       <w:br/>
       <w:br/>
     </w:r>

--- a/tillsyn/A 54325-2021 tillsynsbegäran.docx
+++ b/tillsyn/A 54325-2021 tillsynsbegäran.docx
@@ -267,7 +267,7 @@
     <w:r>
       <w:tab/>
       <w:tab/>
-      <w:t>2026-07-27</w:t>
+      <w:t>2026-07-28</w:t>
       <w:br/>
       <w:br/>
     </w:r>

--- a/tillsyn/A 54325-2021 tillsynsbegäran.docx
+++ b/tillsyn/A 54325-2021 tillsynsbegäran.docx
@@ -267,7 +267,7 @@
     <w:r>
       <w:tab/>
       <w:tab/>
-      <w:t>2026-07-28</w:t>
+      <w:t>2026-07-29</w:t>
       <w:br/>
       <w:br/>
     </w:r>

--- a/tillsyn/A 54325-2021 tillsynsbegäran.docx
+++ b/tillsyn/A 54325-2021 tillsynsbegäran.docx
@@ -267,7 +267,7 @@
     <w:r>
       <w:tab/>
       <w:tab/>
-      <w:t>2026-07-29</w:t>
+      <w:t>2026-07-30</w:t>
       <w:br/>
       <w:br/>
     </w:r>

--- a/tillsyn/A 54325-2021 tillsynsbegäran.docx
+++ b/tillsyn/A 54325-2021 tillsynsbegäran.docx
@@ -267,7 +267,7 @@
     <w:r>
       <w:tab/>
       <w:tab/>
-      <w:t>2026-07-30</w:t>
+      <w:t>2026-07-31</w:t>
       <w:br/>
       <w:br/>
     </w:r>

--- a/tillsyn/A 54325-2021 tillsynsbegäran.docx
+++ b/tillsyn/A 54325-2021 tillsynsbegäran.docx
@@ -267,7 +267,7 @@
     <w:r>
       <w:tab/>
       <w:tab/>
-      <w:t>2026-07-31</w:t>
+      <w:t>2026-08-01</w:t>
       <w:br/>
       <w:br/>
     </w:r>

--- a/tillsyn/A 54325-2021 tillsynsbegäran.docx
+++ b/tillsyn/A 54325-2021 tillsynsbegäran.docx
@@ -267,7 +267,7 @@
     <w:r>
       <w:tab/>
       <w:tab/>
-      <w:t>2026-08-01</w:t>
+      <w:t>2026-08-02</w:t>
       <w:br/>
       <w:br/>
     </w:r>

--- a/tillsyn/A 54325-2021 tillsynsbegäran.docx
+++ b/tillsyn/A 54325-2021 tillsynsbegäran.docx
@@ -267,7 +267,7 @@
     <w:r>
       <w:tab/>
       <w:tab/>
-      <w:t>2026-08-02</w:t>
+      <w:t>2026-08-03</w:t>
       <w:br/>
       <w:br/>
     </w:r>

--- a/tillsyn/A 54325-2021 tillsynsbegäran.docx
+++ b/tillsyn/A 54325-2021 tillsynsbegäran.docx
@@ -267,7 +267,7 @@
     <w:r>
       <w:tab/>
       <w:tab/>
-      <w:t>2026-08-03</w:t>
+      <w:t>2026-08-05</w:t>
       <w:br/>
       <w:br/>
     </w:r>

--- a/tillsyn/A 54325-2021 tillsynsbegäran.docx
+++ b/tillsyn/A 54325-2021 tillsynsbegäran.docx
@@ -267,7 +267,7 @@
     <w:r>
       <w:tab/>
       <w:tab/>
-      <w:t>2026-08-05</w:t>
+      <w:t>2026-08-07</w:t>
       <w:br/>
       <w:br/>
     </w:r>

--- a/tillsyn/A 54325-2021 tillsynsbegäran.docx
+++ b/tillsyn/A 54325-2021 tillsynsbegäran.docx
@@ -267,7 +267,7 @@
     <w:r>
       <w:tab/>
       <w:tab/>
-      <w:t>2026-08-07</w:t>
+      <w:t>2026-08-08</w:t>
       <w:br/>
       <w:br/>
     </w:r>

--- a/tillsyn/A 54325-2021 tillsynsbegäran.docx
+++ b/tillsyn/A 54325-2021 tillsynsbegäran.docx
@@ -60,7 +60,7 @@
         <w:spacing w:after="240"/>
       </w:pPr>
       <w:r>
-        <w:t>Figur 1. Fyndplatser för naturvårdsarter i avverkningsanmälan. Markörer utan svart kant är placerade på fyndplatsen. Markörer med svart kant är placerade vid sidan av fyndplatsen har ett svart streck som visar fyndplatsens exakta position. Kartans mittpunktskoordinat är N 6543065, E 602535 i SWEREF 99 TM.</w:t>
+        <w:t>Figur 1. Fyndplatser för naturvårdsarter i avverkningsanmälan. Markörer utan svart kant är placerade på fyndplatsen. Markörer med svart kant är placerade vid sidan av fyndplatsen och har ett svart streck som visar fyndplatsens exakta position. Kartans mittpunktskoordinat är N 6543065, E 602535 i SWEREF 99 TM.</w:t>
       </w:r>
     </w:p>
     <w:p>
@@ -267,7 +267,7 @@
     <w:r>
       <w:tab/>
       <w:tab/>
-      <w:t>2026-08-14</w:t>
+      <w:t>2026-08-15</w:t>
       <w:br/>
       <w:br/>
     </w:r>

--- a/tillsyn/A 54325-2021 tillsynsbegäran.docx
+++ b/tillsyn/A 54325-2021 tillsynsbegäran.docx
@@ -267,7 +267,7 @@
     <w:r>
       <w:tab/>
       <w:tab/>
-      <w:t>2026-08-15</w:t>
+      <w:t>2026-08-16</w:t>
       <w:br/>
       <w:br/>
     </w:r>

--- a/tillsyn/A 54325-2021 tillsynsbegäran.docx
+++ b/tillsyn/A 54325-2021 tillsynsbegäran.docx
@@ -267,7 +267,7 @@
     <w:r>
       <w:tab/>
       <w:tab/>
-      <w:t>2026-08-16</w:t>
+      <w:t>2026-08-17</w:t>
       <w:br/>
       <w:br/>
     </w:r>

--- a/tillsyn/A 54325-2021 tillsynsbegäran.docx
+++ b/tillsyn/A 54325-2021 tillsynsbegäran.docx
@@ -267,7 +267,7 @@
     <w:r>
       <w:tab/>
       <w:tab/>
-      <w:t>2026-08-17</w:t>
+      <w:t>2026-08-18</w:t>
       <w:br/>
       <w:br/>
     </w:r>

--- a/tillsyn/A 54325-2021 tillsynsbegäran.docx
+++ b/tillsyn/A 54325-2021 tillsynsbegäran.docx
@@ -267,7 +267,7 @@
     <w:r>
       <w:tab/>
       <w:tab/>
-      <w:t>2026-08-18</w:t>
+      <w:t>2026-08-19</w:t>
       <w:br/>
       <w:br/>
     </w:r>

--- a/tillsyn/A 54325-2021 tillsynsbegäran.docx
+++ b/tillsyn/A 54325-2021 tillsynsbegäran.docx
@@ -267,7 +267,7 @@
     <w:r>
       <w:tab/>
       <w:tab/>
-      <w:t>2026-08-19</w:t>
+      <w:t>2026-08-20</w:t>
       <w:br/>
       <w:br/>
     </w:r>

--- a/tillsyn/A 54325-2021 tillsynsbegäran.docx
+++ b/tillsyn/A 54325-2021 tillsynsbegäran.docx
@@ -267,7 +267,7 @@
     <w:r>
       <w:tab/>
       <w:tab/>
-      <w:t>2026-08-20</w:t>
+      <w:t>2026-08-21</w:t>
       <w:br/>
       <w:br/>
     </w:r>

--- a/tillsyn/A 54325-2021 tillsynsbegäran.docx
+++ b/tillsyn/A 54325-2021 tillsynsbegäran.docx
@@ -267,7 +267,7 @@
     <w:r>
       <w:tab/>
       <w:tab/>
-      <w:t>2026-08-21</w:t>
+      <w:t>2026-08-22</w:t>
       <w:br/>
       <w:br/>
     </w:r>

--- a/tillsyn/A 54325-2021 tillsynsbegäran.docx
+++ b/tillsyn/A 54325-2021 tillsynsbegäran.docx
@@ -267,7 +267,7 @@
     <w:r>
       <w:tab/>
       <w:tab/>
-      <w:t>2026-08-22</w:t>
+      <w:t>2026-08-23</w:t>
       <w:br/>
       <w:br/>
     </w:r>

--- a/tillsyn/A 54325-2021 tillsynsbegäran.docx
+++ b/tillsyn/A 54325-2021 tillsynsbegäran.docx
@@ -267,7 +267,7 @@
     <w:r>
       <w:tab/>
       <w:tab/>
-      <w:t>2026-08-23</w:t>
+      <w:t>2026-08-24</w:t>
       <w:br/>
       <w:br/>
     </w:r>

--- a/tillsyn/A 54325-2021 tillsynsbegäran.docx
+++ b/tillsyn/A 54325-2021 tillsynsbegäran.docx
@@ -267,7 +267,7 @@
     <w:r>
       <w:tab/>
       <w:tab/>
-      <w:t>2026-08-24</w:t>
+      <w:t>2026-08-25</w:t>
       <w:br/>
       <w:br/>
     </w:r>

--- a/tillsyn/A 54325-2021 tillsynsbegäran.docx
+++ b/tillsyn/A 54325-2021 tillsynsbegäran.docx
@@ -267,7 +267,7 @@
     <w:r>
       <w:tab/>
       <w:tab/>
-      <w:t>2026-08-25</w:t>
+      <w:t>2026-08-26</w:t>
       <w:br/>
       <w:br/>
     </w:r>

--- a/tillsyn/A 54325-2021 tillsynsbegäran.docx
+++ b/tillsyn/A 54325-2021 tillsynsbegäran.docx
@@ -267,7 +267,7 @@
     <w:r>
       <w:tab/>
       <w:tab/>
-      <w:t>2026-08-26</w:t>
+      <w:t>2026-08-27</w:t>
       <w:br/>
       <w:br/>
     </w:r>

--- a/tillsyn/A 54325-2021 tillsynsbegäran.docx
+++ b/tillsyn/A 54325-2021 tillsynsbegäran.docx
@@ -267,7 +267,7 @@
     <w:r>
       <w:tab/>
       <w:tab/>
-      <w:t>2026-08-27</w:t>
+      <w:t>2026-08-28</w:t>
       <w:br/>
       <w:br/>
     </w:r>

--- a/tillsyn/A 54325-2021 tillsynsbegäran.docx
+++ b/tillsyn/A 54325-2021 tillsynsbegäran.docx
@@ -267,7 +267,7 @@
     <w:r>
       <w:tab/>
       <w:tab/>
-      <w:t>2026-08-28</w:t>
+      <w:t>2026-08-29</w:t>
       <w:br/>
       <w:br/>
     </w:r>

--- a/tillsyn/A 54325-2021 tillsynsbegäran.docx
+++ b/tillsyn/A 54325-2021 tillsynsbegäran.docx
@@ -267,7 +267,7 @@
     <w:r>
       <w:tab/>
       <w:tab/>
-      <w:t>2026-08-29</w:t>
+      <w:t>2026-08-31</w:t>
       <w:br/>
       <w:br/>
     </w:r>

--- a/tillsyn/A 54325-2021 tillsynsbegäran.docx
+++ b/tillsyn/A 54325-2021 tillsynsbegäran.docx
@@ -267,7 +267,7 @@
     <w:r>
       <w:tab/>
       <w:tab/>
-      <w:t>2026-08-31</w:t>
+      <w:t>2026-09-01</w:t>
       <w:br/>
       <w:br/>
     </w:r>

--- a/tillsyn/A 54325-2021 tillsynsbegäran.docx
+++ b/tillsyn/A 54325-2021 tillsynsbegäran.docx
@@ -267,7 +267,7 @@
     <w:r>
       <w:tab/>
       <w:tab/>
-      <w:t>2026-09-01</w:t>
+      <w:t>2026-09-02</w:t>
       <w:br/>
       <w:br/>
     </w:r>

--- a/tillsyn/A 54325-2021 tillsynsbegäran.docx
+++ b/tillsyn/A 54325-2021 tillsynsbegäran.docx
@@ -267,7 +267,7 @@
     <w:r>
       <w:tab/>
       <w:tab/>
-      <w:t>2026-09-02</w:t>
+      <w:t>2026-09-03</w:t>
       <w:br/>
       <w:br/>
     </w:r>

--- a/tillsyn/A 54325-2021 tillsynsbegäran.docx
+++ b/tillsyn/A 54325-2021 tillsynsbegäran.docx
@@ -267,7 +267,7 @@
     <w:r>
       <w:tab/>
       <w:tab/>
-      <w:t>2026-09-03</w:t>
+      <w:t>2026-09-04</w:t>
       <w:br/>
       <w:br/>
     </w:r>

--- a/tillsyn/A 54325-2021 tillsynsbegäran.docx
+++ b/tillsyn/A 54325-2021 tillsynsbegäran.docx
@@ -267,7 +267,7 @@
     <w:r>
       <w:tab/>
       <w:tab/>
-      <w:t>2026-09-04</w:t>
+      <w:t>2026-09-05</w:t>
       <w:br/>
       <w:br/>
     </w:r>

--- a/tillsyn/A 54325-2021 tillsynsbegäran.docx
+++ b/tillsyn/A 54325-2021 tillsynsbegäran.docx
@@ -267,7 +267,7 @@
     <w:r>
       <w:tab/>
       <w:tab/>
-      <w:t>2026-09-05</w:t>
+      <w:t>2026-09-06</w:t>
       <w:br/>
       <w:br/>
     </w:r>

--- a/tillsyn/A 54325-2021 tillsynsbegäran.docx
+++ b/tillsyn/A 54325-2021 tillsynsbegäran.docx
@@ -267,7 +267,7 @@
     <w:r>
       <w:tab/>
       <w:tab/>
-      <w:t>2026-09-06</w:t>
+      <w:t>2026-09-07</w:t>
       <w:br/>
       <w:br/>
     </w:r>

--- a/tillsyn/A 54325-2021 tillsynsbegäran.docx
+++ b/tillsyn/A 54325-2021 tillsynsbegäran.docx
@@ -267,7 +267,7 @@
     <w:r>
       <w:tab/>
       <w:tab/>
-      <w:t>2026-09-07</w:t>
+      <w:t>2026-09-08</w:t>
       <w:br/>
       <w:br/>
     </w:r>

--- a/tillsyn/A 54325-2021 tillsynsbegäran.docx
+++ b/tillsyn/A 54325-2021 tillsynsbegäran.docx
@@ -267,7 +267,7 @@
     <w:r>
       <w:tab/>
       <w:tab/>
-      <w:t>2026-09-08</w:t>
+      <w:t>2026-09-09</w:t>
       <w:br/>
       <w:br/>
     </w:r>

--- a/tillsyn/A 54325-2021 tillsynsbegäran.docx
+++ b/tillsyn/A 54325-2021 tillsynsbegäran.docx
@@ -267,7 +267,7 @@
     <w:r>
       <w:tab/>
       <w:tab/>
-      <w:t>2026-09-09</w:t>
+      <w:t>2026-09-10</w:t>
       <w:br/>
       <w:br/>
     </w:r>

--- a/tillsyn/A 54325-2021 tillsynsbegäran.docx
+++ b/tillsyn/A 54325-2021 tillsynsbegäran.docx
@@ -267,7 +267,7 @@
     <w:r>
       <w:tab/>
       <w:tab/>
-      <w:t>2026-09-10</w:t>
+      <w:t>2026-09-11</w:t>
       <w:br/>
       <w:br/>
     </w:r>

--- a/tillsyn/A 54325-2021 tillsynsbegäran.docx
+++ b/tillsyn/A 54325-2021 tillsynsbegäran.docx
@@ -267,7 +267,7 @@
     <w:r>
       <w:tab/>
       <w:tab/>
-      <w:t>2026-09-11</w:t>
+      <w:t>2026-09-12</w:t>
       <w:br/>
       <w:br/>
     </w:r>
